--- a/docs/package/03_Contracts/iNXT_BrokerVerse_Change_Request_Procedure_and_Form.docx
+++ b/docs/package/03_Contracts/iNXT_BrokerVerse_Change_Request_Procedure_and_Form.docx
@@ -789,7 +789,7 @@
             </w:rPr>
             <w:fldChar w:fldCharType="separate"/>
           </w:r>
-          <w:hyperlink w:anchor="__RefHeading___Toc54238_4049217194">
+          <w:hyperlink w:anchor="__RefHeading___Toc54238_3199679052">
             <w:r>
               <w:rPr>
                 <w:webHidden/>
@@ -824,7 +824,7 @@
             </w:tabs>
             <w:rPr/>
           </w:pPr>
-          <w:hyperlink w:anchor="__RefHeading___Toc54240_4049217194">
+          <w:hyperlink w:anchor="__RefHeading___Toc54240_3199679052">
             <w:r>
               <w:rPr>
                 <w:webHidden/>
@@ -853,7 +853,7 @@
             </w:tabs>
             <w:rPr/>
           </w:pPr>
-          <w:hyperlink w:anchor="__RefHeading___Toc54242_4049217194">
+          <w:hyperlink w:anchor="__RefHeading___Toc54242_3199679052">
             <w:r>
               <w:rPr>
                 <w:webHidden/>
@@ -875,7 +875,7 @@
             </w:tabs>
             <w:rPr/>
           </w:pPr>
-          <w:hyperlink w:anchor="__RefHeading___Toc54244_4049217194">
+          <w:hyperlink w:anchor="__RefHeading___Toc54244_3199679052">
             <w:r>
               <w:rPr>
                 <w:webHidden/>
@@ -897,7 +897,7 @@
             </w:tabs>
             <w:rPr/>
           </w:pPr>
-          <w:hyperlink w:anchor="__RefHeading___Toc54246_4049217194">
+          <w:hyperlink w:anchor="__RefHeading___Toc54246_3199679052">
             <w:r>
               <w:rPr>
                 <w:webHidden/>
@@ -919,7 +919,7 @@
             </w:tabs>
             <w:rPr/>
           </w:pPr>
-          <w:hyperlink w:anchor="__RefHeading___Toc54248_4049217194">
+          <w:hyperlink w:anchor="__RefHeading___Toc54248_3199679052">
             <w:r>
               <w:rPr>
                 <w:webHidden/>
@@ -941,7 +941,7 @@
             </w:tabs>
             <w:rPr/>
           </w:pPr>
-          <w:hyperlink w:anchor="__RefHeading___Toc54250_4049217194">
+          <w:hyperlink w:anchor="__RefHeading___Toc54250_3199679052">
             <w:r>
               <w:rPr>
                 <w:webHidden/>
@@ -963,7 +963,7 @@
             </w:tabs>
             <w:rPr/>
           </w:pPr>
-          <w:hyperlink w:anchor="__RefHeading___Toc54252_4049217194">
+          <w:hyperlink w:anchor="__RefHeading___Toc54252_3199679052">
             <w:r>
               <w:rPr>
                 <w:webHidden/>
@@ -985,7 +985,7 @@
             </w:tabs>
             <w:rPr/>
           </w:pPr>
-          <w:hyperlink w:anchor="__RefHeading___Toc54254_4049217194">
+          <w:hyperlink w:anchor="__RefHeading___Toc54254_3199679052">
             <w:r>
               <w:rPr>
                 <w:webHidden/>
@@ -1007,7 +1007,7 @@
             </w:tabs>
             <w:rPr/>
           </w:pPr>
-          <w:hyperlink w:anchor="__RefHeading___Toc54256_4049217194">
+          <w:hyperlink w:anchor="__RefHeading___Toc54256_3199679052">
             <w:r>
               <w:rPr>
                 <w:webHidden/>
@@ -1029,7 +1029,7 @@
             </w:tabs>
             <w:rPr/>
           </w:pPr>
-          <w:hyperlink w:anchor="__RefHeading___Toc54258_4049217194">
+          <w:hyperlink w:anchor="__RefHeading___Toc54258_3199679052">
             <w:r>
               <w:rPr>
                 <w:webHidden/>
@@ -1051,7 +1051,7 @@
             </w:tabs>
             <w:rPr/>
           </w:pPr>
-          <w:hyperlink w:anchor="__RefHeading___Toc54260_4049217194">
+          <w:hyperlink w:anchor="__RefHeading___Toc54260_3199679052">
             <w:r>
               <w:rPr>
                 <w:webHidden/>
@@ -1073,7 +1073,7 @@
             </w:tabs>
             <w:rPr/>
           </w:pPr>
-          <w:hyperlink w:anchor="__RefHeading___Toc54262_4049217194">
+          <w:hyperlink w:anchor="__RefHeading___Toc54262_3199679052">
             <w:r>
               <w:rPr>
                 <w:webHidden/>
@@ -1095,7 +1095,7 @@
             </w:tabs>
             <w:rPr/>
           </w:pPr>
-          <w:hyperlink w:anchor="__RefHeading___Toc54264_4049217194">
+          <w:hyperlink w:anchor="__RefHeading___Toc54264_3199679052">
             <w:r>
               <w:rPr>
                 <w:webHidden/>
@@ -1117,7 +1117,7 @@
             </w:tabs>
             <w:rPr/>
           </w:pPr>
-          <w:hyperlink w:anchor="__RefHeading___Toc54266_4049217194">
+          <w:hyperlink w:anchor="__RefHeading___Toc54266_3199679052">
             <w:r>
               <w:rPr>
                 <w:webHidden/>
@@ -1139,7 +1139,7 @@
             </w:tabs>
             <w:rPr/>
           </w:pPr>
-          <w:hyperlink w:anchor="__RefHeading___Toc54268_4049217194">
+          <w:hyperlink w:anchor="__RefHeading___Toc54268_3199679052">
             <w:r>
               <w:rPr>
                 <w:webHidden/>
@@ -1161,7 +1161,7 @@
             </w:tabs>
             <w:rPr/>
           </w:pPr>
-          <w:hyperlink w:anchor="__RefHeading___Toc54270_4049217194">
+          <w:hyperlink w:anchor="__RefHeading___Toc54270_3199679052">
             <w:r>
               <w:rPr>
                 <w:webHidden/>
@@ -1183,7 +1183,7 @@
             </w:tabs>
             <w:rPr/>
           </w:pPr>
-          <w:hyperlink w:anchor="__RefHeading___Toc54272_4049217194">
+          <w:hyperlink w:anchor="__RefHeading___Toc54272_3199679052">
             <w:r>
               <w:rPr>
                 <w:webHidden/>
@@ -1205,7 +1205,7 @@
             </w:tabs>
             <w:rPr/>
           </w:pPr>
-          <w:hyperlink w:anchor="__RefHeading___Toc54274_4049217194">
+          <w:hyperlink w:anchor="__RefHeading___Toc54274_3199679052">
             <w:r>
               <w:rPr>
                 <w:webHidden/>
@@ -1227,7 +1227,7 @@
             </w:tabs>
             <w:rPr/>
           </w:pPr>
-          <w:hyperlink w:anchor="__RefHeading___Toc54276_4049217194">
+          <w:hyperlink w:anchor="__RefHeading___Toc54276_3199679052">
             <w:r>
               <w:rPr>
                 <w:webHidden/>
@@ -1249,7 +1249,7 @@
             </w:tabs>
             <w:rPr/>
           </w:pPr>
-          <w:hyperlink w:anchor="__RefHeading___Toc54278_4049217194">
+          <w:hyperlink w:anchor="__RefHeading___Toc54278_3199679052">
             <w:r>
               <w:rPr>
                 <w:webHidden/>
@@ -1271,7 +1271,7 @@
             </w:tabs>
             <w:rPr/>
           </w:pPr>
-          <w:hyperlink w:anchor="__RefHeading___Toc54280_4049217194">
+          <w:hyperlink w:anchor="__RefHeading___Toc54280_3199679052">
             <w:r>
               <w:rPr>
                 <w:webHidden/>
@@ -1293,7 +1293,7 @@
             </w:tabs>
             <w:rPr/>
           </w:pPr>
-          <w:hyperlink w:anchor="__RefHeading___Toc54282_4049217194">
+          <w:hyperlink w:anchor="__RefHeading___Toc54282_3199679052">
             <w:r>
               <w:rPr>
                 <w:webHidden/>
@@ -1315,7 +1315,7 @@
             </w:tabs>
             <w:rPr/>
           </w:pPr>
-          <w:hyperlink w:anchor="__RefHeading___Toc54284_4049217194">
+          <w:hyperlink w:anchor="__RefHeading___Toc54284_3199679052">
             <w:r>
               <w:rPr>
                 <w:webHidden/>
@@ -1337,7 +1337,7 @@
             </w:tabs>
             <w:rPr/>
           </w:pPr>
-          <w:hyperlink w:anchor="__RefHeading___Toc54286_4049217194">
+          <w:hyperlink w:anchor="__RefHeading___Toc54286_3199679052">
             <w:r>
               <w:rPr>
                 <w:webHidden/>
@@ -1385,7 +1385,7 @@
       <w:r>
         <w:br w:type="page"/>
       </w:r>
-      <w:bookmarkStart w:id="0" w:name="__RefHeading___Toc54238_4049217194"/>
+      <w:bookmarkStart w:id="0" w:name="__RefHeading___Toc54238_3199679052"/>
       <w:bookmarkStart w:id="1" w:name="_Toc48319687"/>
       <w:bookmarkStart w:id="2" w:name="_Toc11824118"/>
       <w:bookmarkEnd w:id="0"/>
@@ -2030,7 +2030,7 @@
           <w:spacing w:val="0"/>
         </w:rPr>
       </w:pPr>
-      <w:bookmarkStart w:id="4" w:name="__RefHeading___Toc54240_4049217194"/>
+      <w:bookmarkStart w:id="4" w:name="__RefHeading___Toc54240_3199679052"/>
       <w:bookmarkStart w:id="5" w:name="_Toc233203388"/>
       <w:bookmarkEnd w:id="4"/>
       <w:r>
@@ -3177,7 +3177,7 @@
         <w:pageBreakBefore w:val="false"/>
         <w:rPr/>
       </w:pPr>
-      <w:bookmarkStart w:id="6" w:name="__RefHeading___Toc54242_4049217194"/>
+      <w:bookmarkStart w:id="6" w:name="__RefHeading___Toc54242_3199679052"/>
       <w:bookmarkEnd w:id="6"/>
       <w:r>
         <w:rPr>
@@ -3280,7 +3280,7 @@
         <w:pStyle w:val="Heading1"/>
         <w:rPr/>
       </w:pPr>
-      <w:bookmarkStart w:id="7" w:name="__RefHeading___Toc54244_4049217194"/>
+      <w:bookmarkStart w:id="7" w:name="__RefHeading___Toc54244_3199679052"/>
       <w:bookmarkEnd w:id="7"/>
       <w:r>
         <w:rPr>
@@ -3297,7 +3297,7 @@
         <w:pStyle w:val="Heading2"/>
         <w:rPr/>
       </w:pPr>
-      <w:bookmarkStart w:id="8" w:name="__RefHeading___Toc54246_4049217194"/>
+      <w:bookmarkStart w:id="8" w:name="__RefHeading___Toc54246_3199679052"/>
       <w:bookmarkEnd w:id="8"/>
       <w:r>
         <w:rPr>
@@ -3386,7 +3386,7 @@
         <w:pStyle w:val="Heading2"/>
         <w:rPr/>
       </w:pPr>
-      <w:bookmarkStart w:id="9" w:name="__RefHeading___Toc54248_4049217194"/>
+      <w:bookmarkStart w:id="9" w:name="__RefHeading___Toc54248_3199679052"/>
       <w:bookmarkEnd w:id="9"/>
       <w:r>
         <w:rPr>
@@ -3463,7 +3463,7 @@
         <w:pStyle w:val="Heading1"/>
         <w:rPr/>
       </w:pPr>
-      <w:bookmarkStart w:id="10" w:name="__RefHeading___Toc54250_4049217194"/>
+      <w:bookmarkStart w:id="10" w:name="__RefHeading___Toc54250_3199679052"/>
       <w:bookmarkEnd w:id="10"/>
       <w:r>
         <w:rPr>
@@ -4310,7 +4310,7 @@
       <w:r>
         <w:br w:type="page"/>
       </w:r>
-      <w:bookmarkStart w:id="11" w:name="__RefHeading___Toc54252_4049217194"/>
+      <w:bookmarkStart w:id="11" w:name="__RefHeading___Toc54252_3199679052"/>
       <w:bookmarkEnd w:id="11"/>
       <w:r>
         <w:rPr>
@@ -4653,7 +4653,7 @@
         <w:pStyle w:val="Heading1"/>
         <w:rPr/>
       </w:pPr>
-      <w:bookmarkStart w:id="12" w:name="__RefHeading___Toc54254_4049217194"/>
+      <w:bookmarkStart w:id="12" w:name="__RefHeading___Toc54254_3199679052"/>
       <w:bookmarkEnd w:id="12"/>
       <w:r>
         <w:rPr>
@@ -4670,7 +4670,7 @@
         <w:pStyle w:val="Heading2"/>
         <w:rPr/>
       </w:pPr>
-      <w:bookmarkStart w:id="13" w:name="__RefHeading___Toc54256_4049217194"/>
+      <w:bookmarkStart w:id="13" w:name="__RefHeading___Toc54256_3199679052"/>
       <w:bookmarkEnd w:id="13"/>
       <w:r>
         <w:rPr>
@@ -5200,7 +5200,7 @@
         <w:pStyle w:val="Heading2"/>
         <w:rPr/>
       </w:pPr>
-      <w:bookmarkStart w:id="14" w:name="__RefHeading___Toc54258_4049217194"/>
+      <w:bookmarkStart w:id="14" w:name="__RefHeading___Toc54258_3199679052"/>
       <w:bookmarkEnd w:id="14"/>
       <w:r>
         <w:rPr>
@@ -5293,7 +5293,7 @@
         <w:pStyle w:val="Heading2"/>
         <w:rPr/>
       </w:pPr>
-      <w:bookmarkStart w:id="15" w:name="__RefHeading___Toc54260_4049217194"/>
+      <w:bookmarkStart w:id="15" w:name="__RefHeading___Toc54260_3199679052"/>
       <w:bookmarkEnd w:id="15"/>
       <w:r>
         <w:rPr>
@@ -6313,7 +6313,7 @@
         <w:pStyle w:val="Heading1"/>
         <w:rPr/>
       </w:pPr>
-      <w:bookmarkStart w:id="16" w:name="__RefHeading___Toc54262_4049217194"/>
+      <w:bookmarkStart w:id="16" w:name="__RefHeading___Toc54262_3199679052"/>
       <w:bookmarkEnd w:id="16"/>
       <w:r>
         <w:rPr>
@@ -6957,7 +6957,7 @@
         <w:pStyle w:val="Heading1"/>
         <w:rPr/>
       </w:pPr>
-      <w:bookmarkStart w:id="17" w:name="__RefHeading___Toc54264_4049217194"/>
+      <w:bookmarkStart w:id="17" w:name="__RefHeading___Toc54264_3199679052"/>
       <w:bookmarkEnd w:id="17"/>
       <w:r>
         <w:rPr>
@@ -7053,7 +7053,7 @@
         <w:pStyle w:val="Heading1"/>
         <w:rPr/>
       </w:pPr>
-      <w:bookmarkStart w:id="18" w:name="__RefHeading___Toc54266_4049217194"/>
+      <w:bookmarkStart w:id="18" w:name="__RefHeading___Toc54266_3199679052"/>
       <w:bookmarkEnd w:id="18"/>
       <w:r>
         <w:rPr>
@@ -7509,7 +7509,7 @@
         <w:pStyle w:val="Heading1"/>
         <w:rPr/>
       </w:pPr>
-      <w:bookmarkStart w:id="19" w:name="__RefHeading___Toc54268_4049217194"/>
+      <w:bookmarkStart w:id="19" w:name="__RefHeading___Toc54268_3199679052"/>
       <w:bookmarkEnd w:id="19"/>
       <w:r>
         <w:rPr>
@@ -7586,7 +7586,7 @@
         <w:pStyle w:val="Heading1"/>
         <w:rPr/>
       </w:pPr>
-      <w:bookmarkStart w:id="20" w:name="__RefHeading___Toc54270_4049217194"/>
+      <w:bookmarkStart w:id="20" w:name="__RefHeading___Toc54270_3199679052"/>
       <w:bookmarkEnd w:id="20"/>
       <w:r>
         <w:rPr>
@@ -7621,7 +7621,7 @@
         <w:pStyle w:val="Heading1"/>
         <w:rPr/>
       </w:pPr>
-      <w:bookmarkStart w:id="21" w:name="__RefHeading___Toc54272_4049217194"/>
+      <w:bookmarkStart w:id="21" w:name="__RefHeading___Toc54272_3199679052"/>
       <w:bookmarkEnd w:id="21"/>
       <w:r>
         <w:rPr>
@@ -7638,7 +7638,7 @@
         <w:pStyle w:val="Heading2"/>
         <w:rPr/>
       </w:pPr>
-      <w:bookmarkStart w:id="22" w:name="__RefHeading___Toc54274_4049217194"/>
+      <w:bookmarkStart w:id="22" w:name="__RefHeading___Toc54274_3199679052"/>
       <w:bookmarkEnd w:id="22"/>
       <w:r>
         <w:rPr>
@@ -8615,7 +8615,7 @@
         <w:pStyle w:val="Heading2"/>
         <w:rPr/>
       </w:pPr>
-      <w:bookmarkStart w:id="23" w:name="__RefHeading___Toc54276_4049217194"/>
+      <w:bookmarkStart w:id="23" w:name="__RefHeading___Toc54276_3199679052"/>
       <w:bookmarkEnd w:id="23"/>
       <w:r>
         <w:rPr>
@@ -9284,7 +9284,7 @@
         <w:pStyle w:val="Heading2"/>
         <w:rPr/>
       </w:pPr>
-      <w:bookmarkStart w:id="24" w:name="__RefHeading___Toc54278_4049217194"/>
+      <w:bookmarkStart w:id="24" w:name="__RefHeading___Toc54278_3199679052"/>
       <w:bookmarkEnd w:id="24"/>
       <w:r>
         <w:rPr>
@@ -11050,7 +11050,7 @@
         <w:pStyle w:val="Heading2"/>
         <w:rPr/>
       </w:pPr>
-      <w:bookmarkStart w:id="25" w:name="__RefHeading___Toc54280_4049217194"/>
+      <w:bookmarkStart w:id="25" w:name="__RefHeading___Toc54280_3199679052"/>
       <w:bookmarkEnd w:id="25"/>
       <w:r>
         <w:rPr>
@@ -11709,7 +11709,7 @@
         <w:pStyle w:val="Heading2"/>
         <w:rPr/>
       </w:pPr>
-      <w:bookmarkStart w:id="26" w:name="__RefHeading___Toc54282_4049217194"/>
+      <w:bookmarkStart w:id="26" w:name="__RefHeading___Toc54282_3199679052"/>
       <w:bookmarkEnd w:id="26"/>
       <w:r>
         <w:rPr>
@@ -12217,7 +12217,7 @@
       <w:r>
         <w:br w:type="page"/>
       </w:r>
-      <w:bookmarkStart w:id="27" w:name="__RefHeading___Toc54284_4049217194"/>
+      <w:bookmarkStart w:id="27" w:name="__RefHeading___Toc54284_3199679052"/>
       <w:bookmarkEnd w:id="27"/>
       <w:r>
         <w:rPr>
@@ -12995,7 +12995,7 @@
           <w:spacing w:val="0"/>
         </w:rPr>
       </w:pPr>
-      <w:bookmarkStart w:id="28" w:name="__RefHeading___Toc54286_4049217194"/>
+      <w:bookmarkStart w:id="28" w:name="__RefHeading___Toc54286_3199679052"/>
       <w:bookmarkStart w:id="29" w:name="_Toc233203395"/>
       <w:bookmarkEnd w:id="28"/>
       <w:r>
